--- a/制作ノート_25000_zemi1129.docx
+++ b/制作ノート_25000_zemi1129.docx
@@ -74,7 +74,7 @@
           <w:rFonts w:ascii="ＭＳ Ｐ明朝" w:eastAsia="ＭＳ Ｐ明朝" w:hAnsi="ＭＳ Ｐ明朝" w:hint="eastAsia"/>
           <w:u w:val="single"/>
         </w:rPr>
-        <w:t>XXXXXXXXXXXXXXXXXXXXXXXXXXXXXXXXXXXXXXXXXXXXXXXXXXXXXXX</w:t>
+        <w:t>峠の名所</w:t>
       </w:r>
     </w:p>
     <w:p>
@@ -100,7 +100,44 @@
         <w:rPr>
           <w:rFonts w:ascii="ＭＳ Ｐ明朝" w:eastAsia="ＭＳ Ｐ明朝" w:hAnsi="ＭＳ Ｐ明朝" w:hint="eastAsia"/>
         </w:rPr>
-        <w:t>XXXXXXXXXXXXXXXXXXXXXXXXXXXXXXXXXXXXXXXXXXXXXXXXXXXXXXXXXXXXXXXXXXXXXXXXXXXXXXXXXXXXXXXXXXXXXXXXXXXXXXXXXXXXXXXXXXXXXXXXXXXXXXXXXXXXXXXXXXXXXXXXXXXXXXXXXXXXXXXXXXXXXXXXXXXXXXXXXXXXXXXXXXXXXXXXXXXXXXXXXXXXXXXXｘ</w:t>
+        <w:t>今や走行、今でも速度や法律</w:t>
+      </w:r>
+      <w:r>
+        <w:rPr>
+          <w:rFonts w:ascii="ＭＳ Ｐ明朝" w:eastAsia="ＭＳ Ｐ明朝" w:hAnsi="ＭＳ Ｐ明朝" w:hint="eastAsia"/>
+        </w:rPr>
+        <w:t>に規制され厳しく</w:t>
+      </w:r>
+      <w:r>
+        <w:rPr>
+          <w:rFonts w:ascii="ＭＳ Ｐ明朝" w:eastAsia="ＭＳ Ｐ明朝" w:hAnsi="ＭＳ Ｐ明朝" w:hint="eastAsia"/>
+        </w:rPr>
+        <w:t>なり昔よりはるかに走りにくくなった世の中</w:t>
+      </w:r>
+      <w:r>
+        <w:rPr>
+          <w:rFonts w:ascii="ＭＳ Ｐ明朝" w:eastAsia="ＭＳ Ｐ明朝" w:hAnsi="ＭＳ Ｐ明朝" w:hint="eastAsia"/>
+        </w:rPr>
+        <w:t>。</w:t>
+      </w:r>
+    </w:p>
+    <w:p>
+      <w:pPr>
+        <w:rPr>
+          <w:rFonts w:ascii="ＭＳ Ｐ明朝" w:eastAsia="ＭＳ Ｐ明朝" w:hAnsi="ＭＳ Ｐ明朝"/>
+        </w:rPr>
+      </w:pPr>
+      <w:r>
+        <w:rPr>
+          <w:rFonts w:ascii="ＭＳ Ｐ明朝" w:eastAsia="ＭＳ Ｐ明朝" w:hAnsi="ＭＳ Ｐ明朝" w:hint="eastAsia"/>
+        </w:rPr>
+        <w:t>そんな中昔ではどんな峠があったのか、どんな歴史</w:t>
+      </w:r>
+      <w:r>
+        <w:rPr>
+          <w:rFonts w:ascii="ＭＳ Ｐ明朝" w:eastAsia="ＭＳ Ｐ明朝" w:hAnsi="ＭＳ Ｐ明朝" w:hint="eastAsia"/>
+        </w:rPr>
+        <w:t>が築かれていったのかを紹介。</w:t>
       </w:r>
     </w:p>
     <w:p>
@@ -133,6 +170,278 @@
         <w:rPr>
           <w:rFonts w:ascii="ＭＳ Ｐ明朝" w:eastAsia="ＭＳ Ｐ明朝" w:hAnsi="ＭＳ Ｐ明朝" w:hint="eastAsia"/>
         </w:rPr>
+        <w:t>車が好きな人や</w:t>
+      </w:r>
+      <w:r>
+        <w:rPr>
+          <w:rFonts w:ascii="ＭＳ Ｐ明朝" w:eastAsia="ＭＳ Ｐ明朝" w:hAnsi="ＭＳ Ｐ明朝" w:hint="eastAsia"/>
+        </w:rPr>
+        <w:t>現在走っている人、</w:t>
+      </w:r>
+      <w:r>
+        <w:rPr>
+          <w:rFonts w:ascii="ＭＳ Ｐ明朝" w:eastAsia="ＭＳ Ｐ明朝" w:hAnsi="ＭＳ Ｐ明朝" w:hint="eastAsia"/>
+        </w:rPr>
+        <w:t>漫画に影響されて峠や山などに興味を持ち始めた人に向けて。</w:t>
+      </w:r>
+    </w:p>
+    <w:p>
+      <w:pPr>
+        <w:rPr>
+          <w:rFonts w:ascii="ＭＳ Ｐ明朝" w:eastAsia="ＭＳ Ｐ明朝" w:hAnsi="ＭＳ Ｐ明朝"/>
+        </w:rPr>
+      </w:pPr>
+      <w:r>
+        <w:rPr>
+          <w:rFonts w:ascii="ＭＳ Ｐ明朝" w:eastAsia="ＭＳ Ｐ明朝" w:hAnsi="ＭＳ Ｐ明朝" w:hint="eastAsia"/>
+        </w:rPr>
+        <w:t>制作スケジュール</w:t>
+      </w:r>
+    </w:p>
+    <w:p>
+      <w:pPr>
+        <w:rPr>
+          <w:rFonts w:ascii="ＭＳ Ｐ明朝" w:eastAsia="ＭＳ Ｐ明朝" w:hAnsi="ＭＳ Ｐ明朝"/>
+        </w:rPr>
+      </w:pPr>
+      <w:r>
+        <w:rPr>
+          <w:rFonts w:ascii="ＭＳ Ｐ明朝" w:eastAsia="ＭＳ Ｐ明朝" w:hAnsi="ＭＳ Ｐ明朝" w:hint="eastAsia"/>
+        </w:rPr>
+        <w:t>5月</w:t>
+      </w:r>
+      <w:r>
+        <w:rPr>
+          <w:rFonts w:ascii="ＭＳ Ｐ明朝" w:eastAsia="ＭＳ Ｐ明朝" w:hAnsi="ＭＳ Ｐ明朝" w:hint="eastAsia"/>
+        </w:rPr>
+        <w:t xml:space="preserve">　</w:t>
+      </w:r>
+      <w:r>
+        <w:rPr>
+          <w:rFonts w:ascii="ＭＳ Ｐ明朝" w:eastAsia="ＭＳ Ｐ明朝" w:hAnsi="ＭＳ Ｐ明朝" w:hint="eastAsia"/>
+        </w:rPr>
+        <w:t>テーマの設定</w:t>
+      </w:r>
+    </w:p>
+    <w:p>
+      <w:pPr>
+        <w:rPr>
+          <w:rFonts w:ascii="ＭＳ Ｐ明朝" w:eastAsia="ＭＳ Ｐ明朝" w:hAnsi="ＭＳ Ｐ明朝"/>
+        </w:rPr>
+      </w:pPr>
+      <w:r>
+        <w:rPr>
+          <w:rFonts w:ascii="ＭＳ Ｐ明朝" w:eastAsia="ＭＳ Ｐ明朝" w:hAnsi="ＭＳ Ｐ明朝" w:hint="eastAsia"/>
+        </w:rPr>
+        <w:t>6月</w:t>
+      </w:r>
+      <w:r>
+        <w:rPr>
+          <w:rFonts w:ascii="ＭＳ Ｐ明朝" w:eastAsia="ＭＳ Ｐ明朝" w:hAnsi="ＭＳ Ｐ明朝" w:hint="eastAsia"/>
+        </w:rPr>
+        <w:t xml:space="preserve">　</w:t>
+      </w:r>
+      <w:r>
+        <w:rPr>
+          <w:rFonts w:ascii="ＭＳ Ｐ明朝" w:eastAsia="ＭＳ Ｐ明朝" w:hAnsi="ＭＳ Ｐ明朝" w:hint="eastAsia"/>
+        </w:rPr>
+        <w:t>内容の骨組み</w:t>
+      </w:r>
+    </w:p>
+    <w:p>
+      <w:pPr>
+        <w:rPr>
+          <w:rFonts w:ascii="ＭＳ Ｐ明朝" w:eastAsia="ＭＳ Ｐ明朝" w:hAnsi="ＭＳ Ｐ明朝"/>
+        </w:rPr>
+      </w:pPr>
+      <w:r>
+        <w:rPr>
+          <w:rFonts w:ascii="ＭＳ Ｐ明朝" w:eastAsia="ＭＳ Ｐ明朝" w:hAnsi="ＭＳ Ｐ明朝" w:hint="eastAsia"/>
+        </w:rPr>
+        <w:t>7月</w:t>
+      </w:r>
+      <w:r>
+        <w:rPr>
+          <w:rFonts w:ascii="ＭＳ Ｐ明朝" w:eastAsia="ＭＳ Ｐ明朝" w:hAnsi="ＭＳ Ｐ明朝" w:hint="eastAsia"/>
+        </w:rPr>
+        <w:t xml:space="preserve">　</w:t>
+      </w:r>
+      <w:r>
+        <w:rPr>
+          <w:rFonts w:ascii="ＭＳ Ｐ明朝" w:eastAsia="ＭＳ Ｐ明朝" w:hAnsi="ＭＳ Ｐ明朝" w:hint="eastAsia"/>
+        </w:rPr>
+        <w:t>画像・出店・ライセンスの確認と選択</w:t>
+      </w:r>
+    </w:p>
+    <w:p>
+      <w:pPr>
+        <w:rPr>
+          <w:rFonts w:ascii="ＭＳ Ｐ明朝" w:eastAsia="ＭＳ Ｐ明朝" w:hAnsi="ＭＳ Ｐ明朝"/>
+        </w:rPr>
+      </w:pPr>
+      <w:r>
+        <w:rPr>
+          <w:rFonts w:ascii="ＭＳ Ｐ明朝" w:eastAsia="ＭＳ Ｐ明朝" w:hAnsi="ＭＳ Ｐ明朝" w:hint="eastAsia"/>
+        </w:rPr>
+        <w:t>8月</w:t>
+      </w:r>
+      <w:r>
+        <w:rPr>
+          <w:rFonts w:ascii="ＭＳ Ｐ明朝" w:eastAsia="ＭＳ Ｐ明朝" w:hAnsi="ＭＳ Ｐ明朝" w:hint="eastAsia"/>
+        </w:rPr>
+        <w:t xml:space="preserve">　歴史やモデルとなった作品を文章に記載</w:t>
+      </w:r>
+    </w:p>
+    <w:p>
+      <w:pPr>
+        <w:rPr>
+          <w:rFonts w:ascii="ＭＳ Ｐ明朝" w:eastAsia="ＭＳ Ｐ明朝" w:hAnsi="ＭＳ Ｐ明朝"/>
+        </w:rPr>
+      </w:pPr>
+      <w:r>
+        <w:rPr>
+          <w:rFonts w:ascii="ＭＳ Ｐ明朝" w:eastAsia="ＭＳ Ｐ明朝" w:hAnsi="ＭＳ Ｐ明朝" w:hint="eastAsia"/>
+        </w:rPr>
+        <w:t>9月</w:t>
+      </w:r>
+      <w:r>
+        <w:rPr>
+          <w:rFonts w:ascii="ＭＳ Ｐ明朝" w:eastAsia="ＭＳ Ｐ明朝" w:hAnsi="ＭＳ Ｐ明朝" w:hint="eastAsia"/>
+        </w:rPr>
+        <w:t xml:space="preserve">　</w:t>
+      </w:r>
+      <w:r>
+        <w:rPr>
+          <w:rFonts w:ascii="ＭＳ Ｐ明朝" w:eastAsia="ＭＳ Ｐ明朝" w:hAnsi="ＭＳ Ｐ明朝" w:hint="eastAsia"/>
+        </w:rPr>
+        <w:t>峠の</w:t>
+      </w:r>
+      <w:r>
+        <w:rPr>
+          <w:rFonts w:ascii="ＭＳ Ｐ明朝" w:eastAsia="ＭＳ Ｐ明朝" w:hAnsi="ＭＳ Ｐ明朝" w:hint="eastAsia"/>
+        </w:rPr>
+        <w:t>危険性</w:t>
+      </w:r>
+      <w:r>
+        <w:rPr>
+          <w:rFonts w:ascii="ＭＳ Ｐ明朝" w:eastAsia="ＭＳ Ｐ明朝" w:hAnsi="ＭＳ Ｐ明朝" w:hint="eastAsia"/>
+        </w:rPr>
+        <w:t>や事故率の記載</w:t>
+      </w:r>
+    </w:p>
+    <w:p>
+      <w:pPr>
+        <w:rPr>
+          <w:rFonts w:ascii="ＭＳ Ｐ明朝" w:eastAsia="ＭＳ Ｐ明朝" w:hAnsi="ＭＳ Ｐ明朝"/>
+        </w:rPr>
+      </w:pPr>
+      <w:r>
+        <w:rPr>
+          <w:rFonts w:ascii="ＭＳ Ｐ明朝" w:eastAsia="ＭＳ Ｐ明朝" w:hAnsi="ＭＳ Ｐ明朝" w:hint="eastAsia"/>
+        </w:rPr>
+        <w:t>１０月</w:t>
+      </w:r>
+      <w:r>
+        <w:rPr>
+          <w:rFonts w:ascii="ＭＳ Ｐ明朝" w:eastAsia="ＭＳ Ｐ明朝" w:hAnsi="ＭＳ Ｐ明朝" w:hint="eastAsia"/>
+        </w:rPr>
+        <w:t>全国の</w:t>
+      </w:r>
+      <w:r>
+        <w:rPr>
+          <w:rFonts w:ascii="ＭＳ Ｐ明朝" w:eastAsia="ＭＳ Ｐ明朝" w:hAnsi="ＭＳ Ｐ明朝" w:hint="eastAsia"/>
+        </w:rPr>
+        <w:t>峠人気ランキングの記載</w:t>
+      </w:r>
+    </w:p>
+    <w:p>
+      <w:pPr>
+        <w:rPr>
+          <w:rFonts w:ascii="ＭＳ Ｐ明朝" w:eastAsia="ＭＳ Ｐ明朝" w:hAnsi="ＭＳ Ｐ明朝"/>
+        </w:rPr>
+      </w:pPr>
+      <w:r>
+        <w:rPr>
+          <w:rFonts w:ascii="ＭＳ Ｐ明朝" w:eastAsia="ＭＳ Ｐ明朝" w:hAnsi="ＭＳ Ｐ明朝" w:hint="eastAsia"/>
+        </w:rPr>
+        <w:t>11月</w:t>
+      </w:r>
+    </w:p>
+    <w:p>
+      <w:pPr>
+        <w:rPr>
+          <w:rFonts w:ascii="ＭＳ Ｐ明朝" w:eastAsia="ＭＳ Ｐ明朝" w:hAnsi="ＭＳ Ｐ明朝"/>
+        </w:rPr>
+      </w:pPr>
+      <w:r>
+        <w:rPr>
+          <w:rFonts w:ascii="ＭＳ Ｐ明朝" w:eastAsia="ＭＳ Ｐ明朝" w:hAnsi="ＭＳ Ｐ明朝" w:hint="eastAsia"/>
+        </w:rPr>
+        <w:t>12月</w:t>
+      </w:r>
+    </w:p>
+    <w:p>
+      <w:pPr>
+        <w:rPr>
+          <w:rFonts w:ascii="ＭＳ Ｐ明朝" w:eastAsia="ＭＳ Ｐ明朝" w:hAnsi="ＭＳ Ｐ明朝"/>
+        </w:rPr>
+      </w:pPr>
+      <w:r>
+        <w:rPr>
+          <w:rFonts w:ascii="ＭＳ Ｐ明朝" w:eastAsia="ＭＳ Ｐ明朝" w:hAnsi="ＭＳ Ｐ明朝" w:hint="eastAsia"/>
+        </w:rPr>
+        <w:t>1月</w:t>
+      </w:r>
+    </w:p>
+    <w:p>
+      <w:pPr>
+        <w:rPr>
+          <w:rFonts w:ascii="ＭＳ Ｐ明朝" w:eastAsia="ＭＳ Ｐ明朝" w:hAnsi="ＭＳ Ｐ明朝"/>
+        </w:rPr>
+      </w:pPr>
+      <w:r>
+        <w:rPr>
+          <w:rFonts w:ascii="ＭＳ Ｐ明朝" w:eastAsia="ＭＳ Ｐ明朝" w:hAnsi="ＭＳ Ｐ明朝" w:hint="eastAsia"/>
+        </w:rPr>
+        <w:t>2月</w:t>
+      </w:r>
+    </w:p>
+    <w:p>
+      <w:pPr>
+        <w:rPr>
+          <w:rFonts w:ascii="ＭＳ Ｐ明朝" w:eastAsia="ＭＳ Ｐ明朝" w:hAnsi="ＭＳ Ｐ明朝"/>
+        </w:rPr>
+      </w:pPr>
+      <w:r>
+        <w:rPr>
+          <w:rFonts w:ascii="ＭＳ Ｐ明朝" w:eastAsia="ＭＳ Ｐ明朝" w:hAnsi="ＭＳ Ｐ明朝" w:hint="eastAsia"/>
+        </w:rPr>
+        <w:t>3月</w:t>
+      </w:r>
+    </w:p>
+    <w:p>
+      <w:pPr>
+        <w:rPr>
+          <w:rFonts w:ascii="ＭＳ Ｐ明朝" w:eastAsia="ＭＳ Ｐ明朝" w:hAnsi="ＭＳ Ｐ明朝"/>
+        </w:rPr>
+      </w:pPr>
+      <w:r>
+        <w:rPr>
+          <w:rFonts w:ascii="ＭＳ Ｐ明朝" w:eastAsia="ＭＳ Ｐ明朝" w:hAnsi="ＭＳ Ｐ明朝" w:hint="eastAsia"/>
+        </w:rPr>
+        <w:t>備品・準備について</w:t>
+      </w:r>
+    </w:p>
+    <w:p>
+      <w:pPr>
+        <w:rPr>
+          <w:rFonts w:ascii="ＭＳ Ｐ明朝" w:eastAsia="ＭＳ Ｐ明朝" w:hAnsi="ＭＳ Ｐ明朝"/>
+        </w:rPr>
+      </w:pPr>
+      <w:r>
+        <w:rPr>
+          <w:rFonts w:ascii="ＭＳ Ｐ明朝" w:eastAsia="ＭＳ Ｐ明朝" w:hAnsi="ＭＳ Ｐ明朝" w:hint="eastAsia"/>
+        </w:rPr>
         <w:t>XXXXXXXXXXXXXXXXXXXXXXXXXXXXXXXXXXXXXXXXXXXXXXXXXXXXXXXXXXXXXXXXXXXXXXXXXXXXXXXXXXXXXXXXXXXXXXXXXXXXXXXXXXXXXXXXXXXXXXXXXXXXXXXXXXXXXXXXXXXXXXXXXXXXXXXXXXXXXXXXXXXXXXXXXXXXXXXXXXXXXXXXXXXXXXXXXXXXXXXXXXXXXXXX</w:t>
       </w:r>
     </w:p>
@@ -149,207 +458,6 @@
           <w:rFonts w:ascii="ＭＳ Ｐ明朝" w:eastAsia="ＭＳ Ｐ明朝" w:hAnsi="ＭＳ Ｐ明朝"/>
         </w:rPr>
       </w:pPr>
-      <w:r>
-        <w:rPr>
-          <w:rFonts w:ascii="ＭＳ Ｐ明朝" w:eastAsia="ＭＳ Ｐ明朝" w:hAnsi="ＭＳ Ｐ明朝" w:hint="eastAsia"/>
-        </w:rPr>
-        <w:t>制作スケジュール</w:t>
-      </w:r>
-    </w:p>
-    <w:p>
-      <w:pPr>
-        <w:rPr>
-          <w:rFonts w:ascii="ＭＳ Ｐ明朝" w:eastAsia="ＭＳ Ｐ明朝" w:hAnsi="ＭＳ Ｐ明朝"/>
-        </w:rPr>
-      </w:pPr>
-      <w:r>
-        <w:rPr>
-          <w:rFonts w:ascii="ＭＳ Ｐ明朝" w:eastAsia="ＭＳ Ｐ明朝" w:hAnsi="ＭＳ Ｐ明朝" w:hint="eastAsia"/>
-        </w:rPr>
-        <w:t>5月</w:t>
-      </w:r>
-      <w:r>
-        <w:rPr>
-          <w:rFonts w:ascii="ＭＳ Ｐ明朝" w:eastAsia="ＭＳ Ｐ明朝" w:hAnsi="ＭＳ Ｐ明朝"/>
-        </w:rPr>
-        <w:tab/>
-      </w:r>
-      <w:r>
-        <w:rPr>
-          <w:rFonts w:ascii="ＭＳ Ｐ明朝" w:eastAsia="ＭＳ Ｐ明朝" w:hAnsi="ＭＳ Ｐ明朝" w:hint="eastAsia"/>
-        </w:rPr>
-        <w:t>テーマの設定</w:t>
-      </w:r>
-    </w:p>
-    <w:p>
-      <w:pPr>
-        <w:rPr>
-          <w:rFonts w:ascii="ＭＳ Ｐ明朝" w:eastAsia="ＭＳ Ｐ明朝" w:hAnsi="ＭＳ Ｐ明朝"/>
-        </w:rPr>
-      </w:pPr>
-      <w:r>
-        <w:rPr>
-          <w:rFonts w:ascii="ＭＳ Ｐ明朝" w:eastAsia="ＭＳ Ｐ明朝" w:hAnsi="ＭＳ Ｐ明朝" w:hint="eastAsia"/>
-        </w:rPr>
-        <w:t>6月</w:t>
-      </w:r>
-    </w:p>
-    <w:p>
-      <w:pPr>
-        <w:rPr>
-          <w:rFonts w:ascii="ＭＳ Ｐ明朝" w:eastAsia="ＭＳ Ｐ明朝" w:hAnsi="ＭＳ Ｐ明朝"/>
-        </w:rPr>
-      </w:pPr>
-      <w:r>
-        <w:rPr>
-          <w:rFonts w:ascii="ＭＳ Ｐ明朝" w:eastAsia="ＭＳ Ｐ明朝" w:hAnsi="ＭＳ Ｐ明朝" w:hint="eastAsia"/>
-        </w:rPr>
-        <w:t>7月</w:t>
-      </w:r>
-    </w:p>
-    <w:p>
-      <w:pPr>
-        <w:rPr>
-          <w:rFonts w:ascii="ＭＳ Ｐ明朝" w:eastAsia="ＭＳ Ｐ明朝" w:hAnsi="ＭＳ Ｐ明朝"/>
-        </w:rPr>
-      </w:pPr>
-      <w:r>
-        <w:rPr>
-          <w:rFonts w:ascii="ＭＳ Ｐ明朝" w:eastAsia="ＭＳ Ｐ明朝" w:hAnsi="ＭＳ Ｐ明朝" w:hint="eastAsia"/>
-        </w:rPr>
-        <w:t>8月</w:t>
-      </w:r>
-    </w:p>
-    <w:p>
-      <w:pPr>
-        <w:rPr>
-          <w:rFonts w:ascii="ＭＳ Ｐ明朝" w:eastAsia="ＭＳ Ｐ明朝" w:hAnsi="ＭＳ Ｐ明朝"/>
-        </w:rPr>
-      </w:pPr>
-      <w:r>
-        <w:rPr>
-          <w:rFonts w:ascii="ＭＳ Ｐ明朝" w:eastAsia="ＭＳ Ｐ明朝" w:hAnsi="ＭＳ Ｐ明朝" w:hint="eastAsia"/>
-        </w:rPr>
-        <w:t>9月</w:t>
-      </w:r>
-    </w:p>
-    <w:p>
-      <w:pPr>
-        <w:rPr>
-          <w:rFonts w:ascii="ＭＳ Ｐ明朝" w:eastAsia="ＭＳ Ｐ明朝" w:hAnsi="ＭＳ Ｐ明朝"/>
-        </w:rPr>
-      </w:pPr>
-      <w:r>
-        <w:rPr>
-          <w:rFonts w:ascii="ＭＳ Ｐ明朝" w:eastAsia="ＭＳ Ｐ明朝" w:hAnsi="ＭＳ Ｐ明朝" w:hint="eastAsia"/>
-        </w:rPr>
-        <w:t>１０月</w:t>
-      </w:r>
-    </w:p>
-    <w:p>
-      <w:pPr>
-        <w:rPr>
-          <w:rFonts w:ascii="ＭＳ Ｐ明朝" w:eastAsia="ＭＳ Ｐ明朝" w:hAnsi="ＭＳ Ｐ明朝"/>
-        </w:rPr>
-      </w:pPr>
-      <w:r>
-        <w:rPr>
-          <w:rFonts w:ascii="ＭＳ Ｐ明朝" w:eastAsia="ＭＳ Ｐ明朝" w:hAnsi="ＭＳ Ｐ明朝" w:hint="eastAsia"/>
-        </w:rPr>
-        <w:t>11月</w:t>
-      </w:r>
-    </w:p>
-    <w:p>
-      <w:pPr>
-        <w:rPr>
-          <w:rFonts w:ascii="ＭＳ Ｐ明朝" w:eastAsia="ＭＳ Ｐ明朝" w:hAnsi="ＭＳ Ｐ明朝"/>
-        </w:rPr>
-      </w:pPr>
-      <w:r>
-        <w:rPr>
-          <w:rFonts w:ascii="ＭＳ Ｐ明朝" w:eastAsia="ＭＳ Ｐ明朝" w:hAnsi="ＭＳ Ｐ明朝" w:hint="eastAsia"/>
-        </w:rPr>
-        <w:t>12月</w:t>
-      </w:r>
-    </w:p>
-    <w:p>
-      <w:pPr>
-        <w:rPr>
-          <w:rFonts w:ascii="ＭＳ Ｐ明朝" w:eastAsia="ＭＳ Ｐ明朝" w:hAnsi="ＭＳ Ｐ明朝"/>
-        </w:rPr>
-      </w:pPr>
-      <w:r>
-        <w:rPr>
-          <w:rFonts w:ascii="ＭＳ Ｐ明朝" w:eastAsia="ＭＳ Ｐ明朝" w:hAnsi="ＭＳ Ｐ明朝" w:hint="eastAsia"/>
-        </w:rPr>
-        <w:t>1月</w:t>
-      </w:r>
-    </w:p>
-    <w:p>
-      <w:pPr>
-        <w:rPr>
-          <w:rFonts w:ascii="ＭＳ Ｐ明朝" w:eastAsia="ＭＳ Ｐ明朝" w:hAnsi="ＭＳ Ｐ明朝"/>
-        </w:rPr>
-      </w:pPr>
-      <w:r>
-        <w:rPr>
-          <w:rFonts w:ascii="ＭＳ Ｐ明朝" w:eastAsia="ＭＳ Ｐ明朝" w:hAnsi="ＭＳ Ｐ明朝" w:hint="eastAsia"/>
-        </w:rPr>
-        <w:t>2月</w:t>
-      </w:r>
-    </w:p>
-    <w:p>
-      <w:pPr>
-        <w:rPr>
-          <w:rFonts w:ascii="ＭＳ Ｐ明朝" w:eastAsia="ＭＳ Ｐ明朝" w:hAnsi="ＭＳ Ｐ明朝"/>
-        </w:rPr>
-      </w:pPr>
-      <w:r>
-        <w:rPr>
-          <w:rFonts w:ascii="ＭＳ Ｐ明朝" w:eastAsia="ＭＳ Ｐ明朝" w:hAnsi="ＭＳ Ｐ明朝" w:hint="eastAsia"/>
-        </w:rPr>
-        <w:t>3月</w:t>
-      </w:r>
-    </w:p>
-    <w:p>
-      <w:pPr>
-        <w:rPr>
-          <w:rFonts w:ascii="ＭＳ Ｐ明朝" w:eastAsia="ＭＳ Ｐ明朝" w:hAnsi="ＭＳ Ｐ明朝"/>
-        </w:rPr>
-      </w:pPr>
-      <w:r>
-        <w:rPr>
-          <w:rFonts w:ascii="ＭＳ Ｐ明朝" w:eastAsia="ＭＳ Ｐ明朝" w:hAnsi="ＭＳ Ｐ明朝" w:hint="eastAsia"/>
-        </w:rPr>
-        <w:t>備品・準備について</w:t>
-      </w:r>
-    </w:p>
-    <w:p>
-      <w:pPr>
-        <w:rPr>
-          <w:rFonts w:ascii="ＭＳ Ｐ明朝" w:eastAsia="ＭＳ Ｐ明朝" w:hAnsi="ＭＳ Ｐ明朝"/>
-        </w:rPr>
-      </w:pPr>
-      <w:r>
-        <w:rPr>
-          <w:rFonts w:ascii="ＭＳ Ｐ明朝" w:eastAsia="ＭＳ Ｐ明朝" w:hAnsi="ＭＳ Ｐ明朝" w:hint="eastAsia"/>
-        </w:rPr>
-        <w:t>XXXXXXXXXXXXXXXXXXXXXXXXXXXXXXXXXXXXXXXXXXXXXXXXXXXXXXXXXXXXXXXXXXXXXXXXXXXXXXXXXXXXXXXXXXXXXXXXXXXXXXXXXXXXXXXXXXXXXXXXXXXXXXXXXXXXXXXXXXXXXXXXXXXXXXXXXXXXXXXXXXXXXXXXXXXXXXXXXXXXXXXXXXXXXXXXXXXXXXXXXXXXXXXX</w:t>
-      </w:r>
-    </w:p>
-    <w:p>
-      <w:pPr>
-        <w:rPr>
-          <w:rFonts w:ascii="ＭＳ Ｐ明朝" w:eastAsia="ＭＳ Ｐ明朝" w:hAnsi="ＭＳ Ｐ明朝"/>
-        </w:rPr>
-      </w:pPr>
-    </w:p>
-    <w:p>
-      <w:pPr>
-        <w:rPr>
-          <w:rFonts w:ascii="ＭＳ Ｐ明朝" w:eastAsia="ＭＳ Ｐ明朝" w:hAnsi="ＭＳ Ｐ明朝"/>
-        </w:rPr>
-      </w:pPr>
     </w:p>
     <w:p>
       <w:pPr>
@@ -374,6 +482,7 @@
         <w:rPr>
           <w:rFonts w:ascii="ＭＳ Ｐ明朝" w:eastAsia="ＭＳ Ｐ明朝" w:hAnsi="ＭＳ Ｐ明朝" w:hint="eastAsia"/>
         </w:rPr>
+        <w:lastRenderedPageBreak/>
         <w:t>XXXXXXXXXXXXXXXXXXXXXXXXXXXXXXXXXXXXXXXXXXXXXXXXXXXXXXXXXXXXXXXXXXXXXXXXXXXXXXXXXXXXXXXXXXXXXXXXXXXXXXXXXXXXXXXXXXXXXXXXXXXXXXXXXXXXXXXXXXXXXXXXXXXXXXXXXXXXXXXXXXXXXXXXXXXXXXXXXXXXXXXXXXXXXXXXXXXXXXXXXXXXXXXX</w:t>
       </w:r>
     </w:p>
@@ -452,6 +561,56 @@
     </w:sectPr>
   </w:body>
 </w:document>
+</file>
+
+<file path=word/endnotes.xml><?xml version="1.0" encoding="utf-8"?>
+<w:endnotes xmlns:wpc="http://schemas.microsoft.com/office/word/2010/wordprocessingCanvas" xmlns:cx="http://schemas.microsoft.com/office/drawing/2014/chartex" xmlns:cx1="http://schemas.microsoft.com/office/drawing/2015/9/8/chartex" xmlns:cx2="http://schemas.microsoft.com/office/drawing/2015/10/21/chartex" xmlns:cx3="http://schemas.microsoft.com/office/drawing/2016/5/9/chartex" xmlns:cx4="http://schemas.microsoft.com/office/drawing/2016/5/10/chartex" xmlns:cx5="http://schemas.microsoft.com/office/drawing/2016/5/11/chartex" xmlns:cx6="http://schemas.microsoft.com/office/drawing/2016/5/12/chartex" xmlns:cx7="http://schemas.microsoft.com/office/drawing/2016/5/13/chartex" xmlns:cx8="http://schemas.microsoft.com/office/drawing/2016/5/14/chartex" xmlns:mc="http://schemas.openxmlformats.org/markup-compatibility/2006" xmlns:aink="http://schemas.microsoft.com/office/drawing/2016/ink" xmlns:am3d="http://schemas.microsoft.com/office/drawing/2017/model3d" xmlns:o="urn:schemas-microsoft-com:office:office" xmlns:oel="http://schemas.microsoft.com/office/2019/extlst" xmlns:r="http://schemas.openxmlformats.org/officeDocument/2006/relationships" xmlns:m="http://schemas.openxmlformats.org/officeDocument/2006/math" xmlns:v="urn:schemas-microsoft-com:vml" xmlns:wp14="http://schemas.microsoft.com/office/word/2010/wordprocessingDrawing" xmlns:wp="http://schemas.openxmlformats.org/drawingml/2006/wordprocessingDrawing" xmlns:w10="urn:schemas-microsoft-com:office:word" xmlns:w="http://schemas.openxmlformats.org/wordprocessingml/2006/main" xmlns:w14="http://schemas.microsoft.com/office/word/2010/wordml" xmlns:w15="http://schemas.microsoft.com/office/word/2012/wordml" xmlns:w16cex="http://schemas.microsoft.com/office/word/2018/wordml/cex" xmlns:w16cid="http://schemas.microsoft.com/office/word/2016/wordml/cid" xmlns:w16="http://schemas.microsoft.com/office/word/2018/wordml" xmlns:w16du="http://schemas.microsoft.com/office/word/2023/wordml/word16du" xmlns:w16sdtdh="http://schemas.microsoft.com/office/word/2020/wordml/sdtdatahash" xmlns:w16sdtfl="http://schemas.microsoft.com/office/word/2024/wordml/sdtformatlock" xmlns:w16se="http://schemas.microsoft.com/office/word/2015/wordml/symex" xmlns:wpg="http://schemas.microsoft.com/office/word/2010/wordprocessingGroup" xmlns:wpi="http://schemas.microsoft.com/office/word/2010/wordprocessingInk" xmlns:wne="http://schemas.microsoft.com/office/word/2006/wordml" xmlns:wps="http://schemas.microsoft.com/office/word/2010/wordprocessingShape" mc:Ignorable="w14 w15 w16se w16cid w16 w16cex w16sdtdh w16sdtfl w16du wp14">
+  <w:endnote w:type="separator" w:id="-1">
+    <w:p>
+      <w:pPr>
+        <w:spacing w:after="0" w:line="240" w:lineRule="auto"/>
+      </w:pPr>
+      <w:r>
+        <w:separator/>
+      </w:r>
+    </w:p>
+  </w:endnote>
+  <w:endnote w:type="continuationSeparator" w:id="0">
+    <w:p>
+      <w:pPr>
+        <w:spacing w:after="0" w:line="240" w:lineRule="auto"/>
+      </w:pPr>
+      <w:r>
+        <w:continuationSeparator/>
+      </w:r>
+    </w:p>
+  </w:endnote>
+</w:endnotes>
+</file>
+
+<file path=word/footnotes.xml><?xml version="1.0" encoding="utf-8"?>
+<w:footnotes xmlns:wpc="http://schemas.microsoft.com/office/word/2010/wordprocessingCanvas" xmlns:cx="http://schemas.microsoft.com/office/drawing/2014/chartex" xmlns:cx1="http://schemas.microsoft.com/office/drawing/2015/9/8/chartex" xmlns:cx2="http://schemas.microsoft.com/office/drawing/2015/10/21/chartex" xmlns:cx3="http://schemas.microsoft.com/office/drawing/2016/5/9/chartex" xmlns:cx4="http://schemas.microsoft.com/office/drawing/2016/5/10/chartex" xmlns:cx5="http://schemas.microsoft.com/office/drawing/2016/5/11/chartex" xmlns:cx6="http://schemas.microsoft.com/office/drawing/2016/5/12/chartex" xmlns:cx7="http://schemas.microsoft.com/office/drawing/2016/5/13/chartex" xmlns:cx8="http://schemas.microsoft.com/office/drawing/2016/5/14/chartex" xmlns:mc="http://schemas.openxmlformats.org/markup-compatibility/2006" xmlns:aink="http://schemas.microsoft.com/office/drawing/2016/ink" xmlns:am3d="http://schemas.microsoft.com/office/drawing/2017/model3d" xmlns:o="urn:schemas-microsoft-com:office:office" xmlns:oel="http://schemas.microsoft.com/office/2019/extlst" xmlns:r="http://schemas.openxmlformats.org/officeDocument/2006/relationships" xmlns:m="http://schemas.openxmlformats.org/officeDocument/2006/math" xmlns:v="urn:schemas-microsoft-com:vml" xmlns:wp14="http://schemas.microsoft.com/office/word/2010/wordprocessingDrawing" xmlns:wp="http://schemas.openxmlformats.org/drawingml/2006/wordprocessingDrawing" xmlns:w10="urn:schemas-microsoft-com:office:word" xmlns:w="http://schemas.openxmlformats.org/wordprocessingml/2006/main" xmlns:w14="http://schemas.microsoft.com/office/word/2010/wordml" xmlns:w15="http://schemas.microsoft.com/office/word/2012/wordml" xmlns:w16cex="http://schemas.microsoft.com/office/word/2018/wordml/cex" xmlns:w16cid="http://schemas.microsoft.com/office/word/2016/wordml/cid" xmlns:w16="http://schemas.microsoft.com/office/word/2018/wordml" xmlns:w16du="http://schemas.microsoft.com/office/word/2023/wordml/word16du" xmlns:w16sdtdh="http://schemas.microsoft.com/office/word/2020/wordml/sdtdatahash" xmlns:w16sdtfl="http://schemas.microsoft.com/office/word/2024/wordml/sdtformatlock" xmlns:w16se="http://schemas.microsoft.com/office/word/2015/wordml/symex" xmlns:wpg="http://schemas.microsoft.com/office/word/2010/wordprocessingGroup" xmlns:wpi="http://schemas.microsoft.com/office/word/2010/wordprocessingInk" xmlns:wne="http://schemas.microsoft.com/office/word/2006/wordml" xmlns:wps="http://schemas.microsoft.com/office/word/2010/wordprocessingShape" mc:Ignorable="w14 w15 w16se w16cid w16 w16cex w16sdtdh w16sdtfl w16du wp14">
+  <w:footnote w:type="separator" w:id="-1">
+    <w:p>
+      <w:pPr>
+        <w:spacing w:after="0" w:line="240" w:lineRule="auto"/>
+      </w:pPr>
+      <w:r>
+        <w:separator/>
+      </w:r>
+    </w:p>
+  </w:footnote>
+  <w:footnote w:type="continuationSeparator" w:id="0">
+    <w:p>
+      <w:pPr>
+        <w:spacing w:after="0" w:line="240" w:lineRule="auto"/>
+      </w:pPr>
+      <w:r>
+        <w:continuationSeparator/>
+      </w:r>
+    </w:p>
+  </w:footnote>
+</w:footnotes>
 </file>
 
 <file path=word/styles.xml><?xml version="1.0" encoding="utf-8"?>
@@ -1385,6 +1544,50 @@
     <w:semiHidden/>
     <w:rsid w:val="00D423A1"/>
   </w:style>
+  <w:style w:type="paragraph" w:styleId="ac">
+    <w:name w:val="header"/>
+    <w:basedOn w:val="a"/>
+    <w:link w:val="ad"/>
+    <w:uiPriority w:val="99"/>
+    <w:unhideWhenUsed/>
+    <w:rsid w:val="00885B6D"/>
+    <w:pPr>
+      <w:tabs>
+        <w:tab w:val="center" w:pos="4252"/>
+        <w:tab w:val="right" w:pos="8504"/>
+      </w:tabs>
+      <w:snapToGrid w:val="0"/>
+    </w:pPr>
+  </w:style>
+  <w:style w:type="character" w:customStyle="1" w:styleId="ad">
+    <w:name w:val="ヘッダー (文字)"/>
+    <w:basedOn w:val="a0"/>
+    <w:link w:val="ac"/>
+    <w:uiPriority w:val="99"/>
+    <w:rsid w:val="00885B6D"/>
+  </w:style>
+  <w:style w:type="paragraph" w:styleId="ae">
+    <w:name w:val="footer"/>
+    <w:basedOn w:val="a"/>
+    <w:link w:val="af"/>
+    <w:uiPriority w:val="99"/>
+    <w:unhideWhenUsed/>
+    <w:rsid w:val="00885B6D"/>
+    <w:pPr>
+      <w:tabs>
+        <w:tab w:val="center" w:pos="4252"/>
+        <w:tab w:val="right" w:pos="8504"/>
+      </w:tabs>
+      <w:snapToGrid w:val="0"/>
+    </w:pPr>
+  </w:style>
+  <w:style w:type="character" w:customStyle="1" w:styleId="af">
+    <w:name w:val="フッター (文字)"/>
+    <w:basedOn w:val="a0"/>
+    <w:link w:val="ae"/>
+    <w:uiPriority w:val="99"/>
+    <w:rsid w:val="00885B6D"/>
+  </w:style>
 </w:styles>
 </file>
 
